--- a/public/ratgeber/beispiel-arztbrief-vorlage.docx
+++ b/public/ratgeber/beispiel-arztbrief-vorlage.docx
@@ -13,7 +13,7 @@
           <w:color w:val="94A3B8"/>
           <w:sz w:val="16"/>
         </w:rPr>
-        <w:t>Beispieldaten: Alle Personen, Einrichtungen, Daten und Befunde sind erfunden. Kein Behandlungsstandard, kein medizinischer Rat. Vorlage von custix.ai – frei verwendbar.</w:t>
+        <w:t>Beispieldaten: Alle Personen, Einrichtungen, Daten und Befunde sind erfunden. Kein Behandlungsstandard, kein medizinischer Rat. Vorlage von custix.ai, frei verwendbar.</w:t>
       </w:r>
     </w:p>
     <w:p>
@@ -177,7 +177,7 @@
           <w:b/>
           <w:i w:val="0"/>
         </w:rPr>
-        <w:t xml:space="preserve"> – stationärer Aufenthalt </w:t>
+        <w:t xml:space="preserve">, stationärer Aufenthalt </w:t>
       </w:r>
       <w:r>
         <w:rPr>
